--- a/Merkblätter/Merkblatt_Host_KB_allgemein.docx
+++ b/Merkblätter/Merkblatt_Host_KB_allgemein.docx
@@ -471,7 +471,21 @@
         <w:rPr>
           <w:lang w:bidi="th-TH"/>
         </w:rPr>
-        <w:t>Namen und Email-Adressen der Prüflinge</w:t>
+        <w:t xml:space="preserve">Namen und </w:t>
+      </w:r>
+      <w:proofErr w:type="gramStart"/>
+      <w:r>
+        <w:rPr>
+          <w:lang w:bidi="th-TH"/>
+        </w:rPr>
+        <w:t>Email</w:t>
+      </w:r>
+      <w:proofErr w:type="gramEnd"/>
+      <w:r>
+        <w:rPr>
+          <w:lang w:bidi="th-TH"/>
+        </w:rPr>
+        <w:t>-Adressen der Prüflinge</w:t>
       </w:r>
     </w:p>
     <w:p>
